--- a/docs/course/year2/labs/circuit-design-1/reports/experiment-7/实验7.docx
+++ b/docs/course/year2/labs/circuit-design-1/reports/experiment-7/实验7.docx
@@ -105,7 +105,7 @@
                                 <w:rFonts w:hint="eastAsia"/>
                                 <w:u w:val="single"/>
                               </w:rPr>
-                              <w:t>金钰深</w:t>
+                              <w:t xml:space="preserve">同学甲</w:t>
                             </w:r>
                             <w:r>
                               <w:rPr>
@@ -139,7 +139,7 @@
                                 <w:rFonts w:hint="eastAsia"/>
                                 <w:u w:val="single"/>
                               </w:rPr>
-                              <w:t>3240100268</w:t>
+                              <w:t xml:space="preserve">          </w:t>
                             </w:r>
                             <w:r>
                               <w:rPr>
@@ -336,7 +336,7 @@
                           <w:rFonts w:hint="eastAsia"/>
                           <w:u w:val="single"/>
                         </w:rPr>
-                        <w:t>金钰深</w:t>
+                        <w:t xml:space="preserve">同学甲</w:t>
                       </w:r>
                       <w:r>
                         <w:rPr>
@@ -370,7 +370,7 @@
                           <w:rFonts w:hint="eastAsia"/>
                           <w:u w:val="single"/>
                         </w:rPr>
-                        <w:t>3240100268</w:t>
+                        <w:t xml:space="preserve">          </w:t>
                       </w:r>
                       <w:r>
                         <w:rPr>
@@ -871,7 +871,7 @@
           <w:szCs w:val="21"/>
           <w:u w:val="single"/>
         </w:rPr>
-        <w:t>沈涵文</w:t>
+        <w:t xml:space="preserve">同学乙</w:t>
       </w:r>
       <w:proofErr w:type="gramEnd"/>
       <w:r>
